--- a/중국어_대화문/8부_docx/8부_07화_세대의_청원.docx
+++ b/중국어_대화문/8부_docx/8부_07화_세대의_청원.docx
@@ -18,7 +18,7 @@
         <w:t>등장인물:</w:t>
       </w:r>
       <w:r>
-        <w:t xml:space="preserve"> 쑤민 苏敏(48세, 변호사 자격이 취소된 '공민 대리인', 잉훠 창구 운영자) / 샤오위안 肖远(52세, 잉훠 동료, 자격을 잃은 전직 변호사) / 샤오신 小辛(31세, 잉훠 오래된 자원활동가) / 아닝 阿宁(38세, 약국 근무 잉훠 자원활동가) / 덩펑즈 邓凤芝(60대 후반, 국면3창 퇴직 여공, 잉훠 자원활동가) / 다이이판 戴一帆(27세, 잉훠 자원활동가) / 쉬둬둬 许朵朵(25세, 잉훠 자원활동가) / 위구이란 于桂兰(47세, 국면3창 내퇴 3년차 방직 여공) / 라오하오 老郝(46세, 접경 방면군 복원 사관) / 노후 보일러공 老周(58세, 二化 훙싱신춘 거주 보일러공) / 흰 셔츠 노인 白衬衫老人(60대 후반, 구 기록관리국 퇴직자) / 접수 직원 办事员(30대, 건의접수처 북원성 분수점 창구) / 쑹 경관 宋警官(50대 후반, 창촨시 공안국 국내안전보위 지대 요원) / 메이뤄란 梅若兰(85세, 은퇴한 변호사협회 비서장) / 루 할머니 卢奶奶(98세, 쑤민의 집주인, 화이인가 6층) / 쑤 어머니 苏母(70대 후반, 류허현 농가, 귀가 어둡다) / 더우더우 豆豆(20대 중반, 쑤민의 조카, 류허현 사료점 점원) / 회색 점퍼 灰夹克(20대 후반, 따라붙는 '일상 관심' 요원)</w:t>
+        <w:t xml:space="preserve"> 쑤민 苏敏(48세, 변호사 자격이 취소된 '공민 대리인', 잉훠 창구 운영자) / 샤오위안 肖远(52세, 잉훠 동료, 자격을 잃은 전직 변호사) / 샤오신 小辛(31세, 잉훠 오래된 자원활동가) / 아닝 阿宁(38세, 약국 근무 잉훠 자원활동가) / 덩펑즈 邓凤芝(60대 후반, 국면3창 퇴직 여공, 잉훠 자원활동가) / 다이이판 戴一帆(27세, 잉훠 자원활동가) / 쉬둬둬 许朵朵(25세, 잉훠 자원활동가) / 위구이란 于桂兰(47세, 국면3창 내퇴 3년차 방직 여공) / 라오하오 老郝(46세, 접경 방면군 복원 사관) / 노후 보일러공 老周(58세, 二化 훙싱신춘 거주 보일러공) / 흰 셔츠 노인 白衬衫老人(60대 후반, 구 기록관리국 퇴직자) / 접수 직원 办事员(30대, 건의접수처 북원성 분수점 창구) / 쑹 경관 宋警官(50대 후반, 창촨시 공안국 국내안전보위 지대 요원) / 메이뤄란 梅若兰(85세, 은퇴한 변호사협회 비서장) / 루 할머니 卢奶奶(98세, 쑤민의 집주인, 화이인가 6층) / 쑤 어머니 苏母(70대 후반, 류허현 농가, 귀가 어둡다) / 더우더우 豆豆(20대 중반, 쑤민의 조카, 류허현 회계사무소 견습 직원) / 회색 점퍼 灰夹克(20대 후반, 따라붙는 '일상 관심' 요원)</w:t>
       </w:r>
     </w:p>
     <w:p>
@@ -29,7 +29,7 @@
         <w:t>배경:</w:t>
       </w:r>
       <w:r>
-        <w:t xml:space="preserve"> [쑤민 시점] 2034년 7월 6일(목)부터 8월 16일(수)까지. 8부 5화 마지막에 쑤민은 빈방에서 "有一篇东西，我想署名。"이라고 혼잣말을 했고, 6화에서 선즈위안은 6월 28일 란산을 다녀와 7월 3일 상무위 첫 독회를 마쳤다. 이 화는 그 한 달 뒤 창구 앞의 줄이 군복에서 낡은 공장 작업복으로 바뀐 아침에서 시작한다. 7월 4일(화) 밤 공개 대장 '草案栏'에 가상의 『渐进式延迟退休方案（征求意见稿）』가 올랐다(의견 기한 8월 3일, 시행 2035년 1월 1일, 해마다 6개월씩 10년 — 남 60→65, 여 간부 55→60, 여 노동자 50→55, 최소 납입 15→20년). 부표 3인 『北原省二〇三三年度基本养老金发放统计公报』에는 월평균 연금이 기관·사업단위 7,460위안, 국유기업 3,820위안, 민간기업 2,090위안, 도시·농촌 주민 340위안으로 적혀 있다. 국면3창의 '내퇴(内退, 내부 조기퇴직)' 여공들은 협약이 '법정 퇴직연령까지'로 되어 있어, 연령이 오르면 협약 종료 뒤의 공백을 스스로 메워야 한다. 쑤민은 처음엔 선즈위안이 2033년 2월에 서명한 『建议接收登记与上会办法』(제4조 15인 이상 연명 건의는 14일 안에 정치국 회의에 상정, 제5조 누구도 눌러 둘 수 없음, 제6조 연명 명단은 봉인하고 인원수와 대표 성명만 공시)를 이용하자는 쪽이고, 샤오위안은 '그의 집을 인정하는 일'이라며 절반 반대한다. 올 2월 '명단' 때문에 지정거소 37일을 산 쑤민은 거리에 책상을 놓지 않고 가정·약국·계단에서만 서명을 받는다. 서명은 7월 10일(월)부터 31일(월)까지, 접수 직원에게 낼 마지막 집계는 7월 31일 밤(회수 1,563쪽, 실서명 31,208개, 중복·불일치 2,594개 제외, 10% 회신 확인에서 5명이 서명한 적 없다고 하여 해당 한 쪽 20줄을 통째로 빼 최종 28,594명). 8월 1일(화) 북원성 분수점(창촨시 민신로 2호)에서 『建接字〔二〇三四〕第〇二一四号』로 접수되어(제3조 분수점 접수일이 접수처 접수일), 제4조의 14일째는 8월 15일(화)이다. 쑤민은 8월 2일(수) 밤 공개 대장 실명 의견란(실명 의견은 7일 안에 회신하는 규칙)에 『边界画给了权力，没有画给劳动者』를 본인 이름으로 올린다. 8월 9일(수)에 총서기 사무실의 '부분 채택' 회신이 달리고(선즈위안에 대한 평가는 '기록하되 답하지 않음'), 8월 16일(수)에 총서기 판공청 청시의 답변서가 도착한다. 선즈위안은 한 번도 직접 나오지 않으며 두 사람은 마주치지 않는다. 쑤민은 영웅도 순교자도 아니라 두려움과 계산과 피로를 안고 쓰고, 그 글이 다른 쪽의 칼이 될 수 있음도 안다. 새 설정은 여공 위구이란, 분수점 접수 직원, 『建议接收登记与上会办法』 제3·6조, 실명 의견란 7일 회신 규칙, 가상 『渐进式延迟退休方案』이다. 이 화의 기관·문서·인물은 모두 가상이다.</w:t>
+        <w:t xml:space="preserve"> [쑤민 시점] 2034년 7월 6일(목)부터 8월 16일(수)까지. 8부 5화 마지막에 쑤민은 빈방에서 "有一篇东西，我想署名。"이라고 혼잣말을 했고, 6화에서 선즈위안은 6월 28일 란산을 다녀와 7월 3일 상무위 첫 독회를 마쳤다. 이 화는 그 한 달 뒤 창구 앞의 줄이 군복에서 낡은 공장 작업복으로 바뀐 아침에서 시작한다. 7월 4일(화) 밤 공개 대장 '草案栏'에 가상의 『渐进式延迟退休方案（征求意见稿）』가 올랐다(의견 기한 8월 3일, 시행 2035년 1월 1일, 해마다 6개월씩 10년 — 남 60→65, 여 간부 55→60, 여 노동자 50→55, 최소 납입 15→20년). 부표 3인 『北原省二〇三三年度基本养老金发放统计公报』에는 월평균 연금이 기관·사업단위 7,460위안, 국유기업 3,820위안, 민간기업 2,090위안, 도시·농촌 주민 340위안으로 적혀 있다. 국면3창의 '내퇴(内退, 내부 조기퇴직)' 여공들은 협약이 '법정 퇴직연령까지'로 되어 있어, 연령이 오르면 협약 종료 뒤의 공백을 스스로 메워야 한다. 쑤민은 처음엔 선즈위안이 2033년 2월에 서명한 『建议接收登记与上会办法』(제4조 15인 이상 연명 건의는 14일 안에 정치국 회의에 상정, 제5조 누구도 눌러 둘 수 없음, 제6조 연명 명단은 봉인하고 인원수와 대표 성명만 공시)를 이용하자는 쪽이고, 샤오위안은 '그의 집을 인정하는 일'이라며 절반 반대한다. 올 1월 '명단' 때문에 지정거소 37일을 산 쑤민은 거리에 책상을 놓지 않고 가정·약국·계단에서만 서명을 받는다. 서명은 7월 10일(월)부터 31일(월)까지, 접수 직원에게 낼 마지막 집계는 7월 31일 밤(회수 1,563쪽, 실서명 31,208개, 중복·불일치 2,594개 제외, 10% 회신 확인에서 5명이 서명한 적 없다고 하여 해당 한 쪽 20줄을 통째로 빼 최종 28,594명). 8월 1일(화) 북원성 분수점(창촨시 민심로 2호)에서 『建接字〔二〇三四〕第〇二一四号』로 접수되어(제3조 분수점 접수일이 접수처 접수일), 제4조의 14일째는 8월 15일(화)이다. 쑤민은 8월 2일(수) 밤 공개 대장 실명 의견란(실명 의견은 7일 안에 회신하는 규칙)에 『边界画给了权力，没有画给劳动者』를 본인 이름으로 올린다. 8월 9일(수)에 총서기 사무실의 '부분 채택' 회신이 달리고(선즈위안에 대한 평가는 '기록하되 답하지 않음'), 8월 16일(수)에 총서기 판공청 청시의 답변서가 도착한다. 선즈위안은 한 번도 직접 나오지 않으며 두 사람은 마주치지 않는다. 쑤민은 영웅도 순교자도 아니라 두려움과 계산과 피로를 안고 쓰고, 그 글이 다른 쪽의 칼이 될 수 있음도 안다. 새 설정은 여공 위구이란, 분수점 접수 직원, 『建议接收登记与上会办法』 제3·6조, 실명 의견란 7일 회신 규칙, 가상 『渐进式延迟退休方案』이다. 이 화의 기관·문서·인물은 모두 가상이다.</w:t>
       </w:r>
     </w:p>
     <w:p>
@@ -411,7 +411,7 @@
         <w:t>苏敏:</w:t>
       </w:r>
       <w:r>
-        <w:t xml:space="preserve"> 认房子是一回事，在房子里说话是另一回事。（顿了顿）还有一件，我怕。我怕的是名单。今年二月，我就是为一份名单进去的，三十七天。三千个人，写上姓名和手机号的一沓纸，放在谁手里，我都睡不着。</w:t>
+        <w:t xml:space="preserve"> 认房子是一回事，在房子里说话是另一回事。（顿了顿）还有一件，我怕。我怕的是名单。今年一月，我就是为一份名单进去的，三十七天。三千个人，写上姓名和手机号的一沓纸，放在谁手里，我都睡不着。</w:t>
       </w:r>
     </w:p>
     <w:p>
